--- a/templates/7.docx
+++ b/templates/7.docx
@@ -552,7 +552,7 @@
           <w:sz w:val="28"/>
           <w:szCs w:val="28"/>
         </w:rPr>
-        <w:t>{applicantRole}</w:t>
+        <w:t>INCARICATO</w:t>
       </w:r>
       <w:r>
         <w:rPr>

--- a/templates/7.docx
+++ b/templates/7.docx
@@ -129,7 +129,7 @@
           <w:sz w:val="40"/>
           <w:szCs w:val="40"/>
         </w:rPr>
-        <w:t>CITTA DI {ownerCity}</w:t>
+        <w:t>CITTA DI SAN SEVERO</w:t>
       </w:r>
     </w:p>
     <w:p>
@@ -1101,7 +1101,7 @@
           <w:sz w:val="28"/>
           <w:szCs w:val="28"/>
         </w:rPr>
-        <w:t>{ownerCityName} il</w:t>
+        <w:t>San Severo il</w:t>
       </w:r>
       <w:r>
         <w:rPr>
